--- a/Mahesh_Basavaraj_Teaching_Methodology.docx
+++ b/Mahesh_Basavaraj_Teaching_Methodology.docx
@@ -857,11 +857,7 @@
           </w:tcPr>
           <w:p>
             <w:pPr>
-              <w:keepNext/>
-              <w:spacing w:before="0" w:after="80" w:line="276" w:lineRule="auto"/>
-              <w:pBdr>
-                <w:bottom w:val="single" w:sz="4" w:space="1" w:color="DCDFE2"/>
-              </w:pBdr>
+              <w:spacing w:before="0" w:after="20" w:line="252" w:lineRule="auto"/>
             </w:pPr>
             <w:r>
               <w:rPr>
@@ -873,18 +869,6 @@
                 <w:sz w:val="34"/>
               </w:rPr>
               <w:t>Teaching Methodology &amp; Philosophy</w:t>
-            </w:r>
-            <w:r>
-              <w:rPr>
-                <w:rFonts w:ascii="Calibri" w:hAnsi="Calibri" w:eastAsia="Calibri"/>
-                <w:b/>
-                <w:i w:val="0"/>
-                <w:caps/>
-                <w:color w:val="0E5A5C"/>
-                <w:sz w:val="16"/>
-                <w:spacing w:val="40"/>
-              </w:rPr>
-              <w:t>Why I Teach the Way I Do</w:t>
             </w:r>
           </w:p>
           <w:p>
@@ -901,7 +885,28 @@
                 <w:sz w:val="15"/>
                 <w:spacing w:val="12"/>
               </w:rPr>
-              <w:t>Assistant Professor, Computer Science — UNSW Bengaluru Campus</w:t>
+              <w:t>Prepared for the Assistant Professor (Computer Science) role — UNSW Bengaluru Campus</w:t>
+            </w:r>
+          </w:p>
+          <w:p>
+            <w:pPr>
+              <w:keepNext/>
+              <w:spacing w:before="200" w:after="80" w:line="276" w:lineRule="auto"/>
+              <w:pBdr>
+                <w:bottom w:val="single" w:sz="4" w:space="1" w:color="DCDFE2"/>
+              </w:pBdr>
+            </w:pPr>
+            <w:r>
+              <w:rPr>
+                <w:rFonts w:ascii="Calibri" w:hAnsi="Calibri" w:eastAsia="Calibri"/>
+                <w:b/>
+                <w:i w:val="0"/>
+                <w:caps/>
+                <w:color w:val="0E5A5C"/>
+                <w:sz w:val="16"/>
+                <w:spacing w:val="40"/>
+              </w:rPr>
+              <w:t>Why I Teach the Way I Do</w:t>
             </w:r>
           </w:p>
           <w:p>

--- a/Mahesh_Basavaraj_Teaching_Methodology.docx
+++ b/Mahesh_Basavaraj_Teaching_Methodology.docx
@@ -567,6 +567,43 @@
                 <w:sz w:val="16"/>
                 <w:spacing w:val="40"/>
               </w:rPr>
+              <w:t>Approach</w:t>
+            </w:r>
+          </w:p>
+          <w:p>
+            <w:pPr>
+              <w:spacing w:before="0" w:after="0" w:line="276" w:lineRule="auto"/>
+            </w:pPr>
+            <w:r>
+              <w:rPr>
+                <w:rFonts w:ascii="Calibri" w:hAnsi="Calibri" w:eastAsia="Calibri"/>
+                <w:b w:val="0"/>
+                <w:i w:val="0"/>
+                <w:caps w:val="0"/>
+                <w:color w:val="5B6670"/>
+                <w:sz w:val="16"/>
+              </w:rPr>
+              <w:t>First principles, case studies, hands-on — the why before the how, and a decision to make in every class.</w:t>
+            </w:r>
+          </w:p>
+          <w:p>
+            <w:pPr>
+              <w:keepNext/>
+              <w:spacing w:before="200" w:after="80" w:line="276" w:lineRule="auto"/>
+              <w:pBdr>
+                <w:bottom w:val="single" w:sz="4" w:space="1" w:color="DCDFE2"/>
+              </w:pBdr>
+            </w:pPr>
+            <w:r>
+              <w:rPr>
+                <w:rFonts w:ascii="Calibri" w:hAnsi="Calibri" w:eastAsia="Calibri"/>
+                <w:b/>
+                <w:i w:val="0"/>
+                <w:caps/>
+                <w:color w:val="0E5A5C"/>
+                <w:sz w:val="16"/>
+                <w:spacing w:val="40"/>
+              </w:rPr>
               <w:t>Courses Taught</w:t>
             </w:r>
           </w:p>
@@ -939,6 +976,22 @@
                 <w:sz w:val="18"/>
               </w:rPr>
               <w:t>The second half of the job is honesty about destination. Most of my students in Bengaluru will be employed as engineers within months of graduating. Theory has to be delivered in a form they can carry into a codebase — which is why my courses use real repositories, code review and delivery discipline, not only examinations.</w:t>
+            </w:r>
+          </w:p>
+          <w:p>
+            <w:pPr>
+              <w:spacing w:before="0" w:after="80" w:line="288" w:lineRule="auto"/>
+            </w:pPr>
+            <w:r>
+              <w:rPr>
+                <w:rFonts w:ascii="Calibri" w:hAnsi="Calibri" w:eastAsia="Calibri"/>
+                <w:b w:val="0"/>
+                <w:i w:val="0"/>
+                <w:caps w:val="0"/>
+                <w:color w:val="333F4A"/>
+                <w:sz w:val="18"/>
+              </w:rPr>
+              <w:t>My method is first-principles and case-study led. A topic opens with the basic necessity of the thing — why it exists, what breaks without it — and only then moves to how it works; the why earns attention, the how earns the skill. From there we work through case studies students can actually run, and wherever the subject allows, the learning is hands-on.</w:t>
             </w:r>
           </w:p>
           <w:p>
